--- a/Chap 5.docx
+++ b/Chap 5.docx
@@ -125,18 +125,15 @@
         </w:rPr>
       </w:pPr>
       <w:r>
-        <w:t xml:space="preserve">The project involved assembling a labelled dataset of food images covering twelve dish categories, six of them Nigerian dishes for which no public dataset exists. The images were preprocessed — resized to a uniform 224 by 224 pixels, rescaled, and augmented by random flips, rotations, shifts, shear and zoom — to improve their suitability for training. A convolutional neural network was then built by transfer learning from MobileNetV2: a new classifier head was first trained on frozen ImageNet features, and the upper layers of the base network were then fine-tuned at a reduced learning rate. The system was evaluated on a held-out test set that took no part in training, using accuracy, precision, recall and F1-score. The model achieved an overall test accuracy of </w:t>
+        <w:t>The project involved assembling a labelled dataset of food images covering twelve dish categories, six of them Nigerian dishes for which no public dataset exists. The images were preprocessed — resized to a uniform 224 by 224 pixels, rescaled, and augmented by random flips, rotations, shifts, shear and zoom — to improve their suitability for training. A convolutional neural network was then built by transfer learning from MobileNetV2: a new classifier head was first trained on frozen ImageNet features, and the upper layers of the base network were then fine-tuned at a reduced learning rate. Because the Nigerian classes carried substantially fewer images than the international ones, the training loss was weighted inversely to class frequency. The system was evaluated on a held-out test set that took no part in training. The deployed model achieved an overall test accuracy of 0.7426 over 136 images, with a macro-averaged F1-score of 0.6783. The macro average is the more informative of the two here, since it weights every dish equally and so is not carried by the better-represented international classes.</w:t>
       </w:r>
       <w:r>
         <w:rPr>
           <w:b/>
           <w:highlight w:val="yellow"/>
         </w:rPr>
-        <w:t>[INSERT MEASURED TEST ACCURACY — see ml/artifacts/reports/metrics.json]</w:t>
-      </w:r>
-      <w:r>
-        <w:t xml:space="preserve"> on that held-out set.</w:t>
-      </w:r>
+      </w:r>
+      <w:r/>
     </w:p>
     <w:p>
       <w:pPr>
@@ -240,20 +237,20 @@
         <w:rPr>
           <w:color w:val="000000"/>
         </w:rPr>
-        <w:t>This system represents a significant step forward in dietary tracking, offering an automated solution that reduces the manual effort involved in logging meals. However, the model’s accuracy can be influenced by factors such as image quality, lighting conditions, and food presentation, which need to be addressed for the system to work reliably in real-world scenarios.</w:t>
-      </w:r>
-    </w:p>
-    <w:p>
-      <w:pPr>
-        <w:pStyle w:val="NormalWeb"/>
-        <w:spacing w:before="240" w:beforeAutospacing="0" w:after="240" w:afterAutospacing="0" w:line="480" w:lineRule="auto"/>
-        <w:jc w:val="both"/>
-        <w:rPr>
-          <w:color w:val="000000"/>
-        </w:rPr>
-      </w:pPr>
-      <w:r>
-        <w:t>Continued refinement and a larger dataset are necessary to improve the model's generalisation across more diverse and complex dishes. This applies particularly to the Nigerian soups and swallows, whose appearance varies considerably between households and between preparations of the same dish. Additionally, expanding the system to recognise mixed dishes, and to estimate portion size from the photograph rather than assuming a typical serving, would further enhance its usefulness for dietary monitoring.</w:t>
+        <w:t>The work also established, by measurement rather than assumption, where the remaining difficulty lies. An unweighted model answered a Nigerian dish correctly in 2 of 46 cases and directed every one of its errors on those dishes towards an international class, never towards another Nigerian one. The network had not been confusing visually similar dishes; it had learned, from an imbalanced training set, not to predict the scarcer classes at all. Weighting the loss by class frequency raised that figure to 22 of 46 and overall accuracy from 0.6397 to 0.7426, at the cost of five correct predictions among the international dishes. This is a class-imbalance problem before it is a computer-vision one, and it is worth stating plainly because the obvious diagnosis — that amala, eba and pounded yam are difficult to tell apart — was not what the evidence showed.</w:t>
+      </w:r>
+    </w:p>
+    <w:p>
+      <w:pPr>
+        <w:pStyle w:val="NormalWeb"/>
+        <w:spacing w:before="240" w:beforeAutospacing="0" w:after="240" w:afterAutospacing="0" w:line="480" w:lineRule="auto"/>
+        <w:jc w:val="both"/>
+        <w:rPr>
+          <w:color w:val="000000"/>
+        </w:rPr>
+      </w:pPr>
+      <w:r>
+        <w:t>Continued refinement and a larger dataset are necessary to improve the model's generalisation. The most direct remedy is more photographs of the Nigerian dishes, in the held-out test set as much as in the training set: with between six and nine test images per Nigerian class, a single photograph moves that class's score by more than a tenth, and improvements of a realistic size cannot be distinguished from noise. Moi Moi requires attention of a different kind — its perfect precision alongside a recall of 0.429, and its failure to respond to reweighting when classes with fewer images did respond, suggest inconsistency among its training images rather than a shortage of them. Expanding the system to recognise mixed dishes, and to estimate portion size from the photograph rather than assuming a typical serving, would further enhance its usefulness.</w:t>
       </w:r>
     </w:p>
     <w:p>
@@ -477,6 +474,82 @@
           <w:color w:val="000000"/>
         </w:rPr>
         <w:t>: Incorporating user feedback on incorrect classifications can help in retraining the CNN model and improving its accuracy. Continuous learning mechanisms could allow the model to evolve and adapt to new food trends and items over time.</w:t>
+      </w:r>
+    </w:p>
+    <w:p>
+      <w:pPr>
+        <w:pStyle w:val="NormalWeb"/>
+        <w:spacing w:before="240" w:beforeAutospacing="0" w:after="240" w:afterAutospacing="0" w:line="480" w:lineRule="auto"/>
+        <w:jc w:val="both"/>
+        <w:rPr>
+          <w:color w:val="000000"/>
+        </w:rPr>
+      </w:pPr>
+      <w:r>
+        <w:rPr>
+          <w:color w:val="000000"/>
+        </w:rPr>
+        <w:t>Recognising Food Outside the Twelve Classes: The network distributes probability across exactly twelve classes and cannot report that a photograph shows none of them, so an unfamiliar dish is assigned to the closest of the twelve rather than rejected. Adding an explicit rejection mechanism, or a class representing everything else, would allow the system to say that it does not recognise a meal — which is more useful to a user than a confident wrong answer.</w:t>
+      </w:r>
+      <w:r>
+        <w:rPr>
+          <w:bCs/>
+          <w:color w:val="000000"/>
+        </w:rPr>
+      </w:r>
+      <w:r>
+        <w:rPr>
+          <w:color w:val="000000"/>
+        </w:rPr>
+      </w:r>
+      <w:r>
+        <w:rPr>
+          <w:bCs/>
+          <w:color w:val="000000"/>
+        </w:rPr>
+      </w:r>
+      <w:r>
+        <w:rPr>
+          <w:color w:val="000000"/>
+        </w:rPr>
+      </w:r>
+    </w:p>
+    <w:p>
+      <w:pPr>
+        <w:pStyle w:val="NormalWeb"/>
+        <w:spacing w:before="240" w:beforeAutospacing="0" w:after="240" w:afterAutospacing="0" w:line="480" w:lineRule="auto"/>
+        <w:jc w:val="both"/>
+        <w:rPr>
+          <w:color w:val="000000"/>
+        </w:rPr>
+      </w:pPr>
+      <w:r>
+        <w:rPr>
+          <w:color w:val="000000"/>
+        </w:rPr>
+        <w:t>Input Resolution: The dishes that remain hardest to separate differ chiefly in surface texture, and much of that texture is lost when an image is reduced to 224 by 224 pixels. Training at a higher input resolution is a single-parameter change and a direct test of that explanation.</w:t>
+      </w:r>
+      <w:r>
+        <w:rPr>
+          <w:bCs/>
+          <w:color w:val="000000"/>
+        </w:rPr>
+      </w:r>
+      <w:r>
+        <w:rPr>
+          <w:color w:val="000000"/>
+        </w:rPr>
+      </w:r>
+      <w:r>
+        <w:rPr>
+          <w:bCs/>
+          <w:color w:val="000000"/>
+        </w:rPr>
+      </w:r>
+      <w:r>
+        <w:rPr>
+          <w:color w:val="000000"/>
+        </w:rPr>
       </w:r>
     </w:p>
     <w:sectPr>
